--- a/published/ai-organizations/03_strategic_modeling/06_learning/lab-protocols/06_learning-lab.docx
+++ b/published/ai-organizations/03_strategic_modeling/06_learning/lab-protocols/06_learning-lab.docx
@@ -4,32 +4,47 @@
   <w:body>
     <w:p>
       <w:r>
-        <w:t>Lab: Exploring Learning</w:t>
+        <w:t>Lab: Dynamic Capabilities Assessment</w:t>
       </w:r>
     </w:p>
     <w:p>
       <w:r>
-        <w:t>Objective</w:t>
+        <w:t>Objectives</w:t>
       </w:r>
     </w:p>
     <w:p>
       <w:r>
-        <w:t>Design and simulate a simple agent that demonstrates the principles of Learning .</w:t>
+        <w:t>Learning Goal: Assess your organization's dynamic capabilities and design improvements to the competitive learning loop.</w:t>
       </w:r>
     </w:p>
     <w:p>
       <w:r>
-        <w:t>Prerequisites</w:t>
+        <w:t>Part 1: Dynamic Capabilities Assessment (15 min)</w:t>
       </w:r>
     </w:p>
     <w:p>
       <w:r>
-        <w:t>Basic understanding of Python or a relevant simulation tool.  Familiarity with the formal definition of Learning.   Steps</w:t>
+        <w:t>Capability  Current Performance (1-5)  Evidence  Gap      Sensing (detecting threats/opportunities)       Seizing (mobilizing to capture opportunities)       Transforming (reconfiguring the organization)        Write your response here   Part 2: Learning Loop Speed (10 min)</w:t>
       </w:r>
     </w:p>
     <w:p>
       <w:r>
-        <w:t>Define the Environment : Create a simple grid world or state space relevant to Organizations.  Define the Agent : Specify the agent's generative model, focusing on Learning.  Simulation : Run the agent for 100 timesteps.  Perturbation : Introduce a specific challenge to Learning (e.g., increased noise, occlusion).  Analysis : Plot the Free Energy over time. Does the agent successfully adapt?   Discussion Requirements</w:t>
+        <w:t>Loop Stage  Current Speed  Bottleneck?  Improvement      Sense market change   Y/N     Update strategic model   Y/N     Select new policy   Y/N     Execute   Y/N     Observe results   Y/N     Total loop time        Write your response here   Part 3: Experimentation Design (15 min)</w:t>
+      </w:r>
+    </w:p>
+    <w:p>
+      <w:r>
+        <w:t>Design one strategic experiment:</w:t>
+      </w:r>
+    </w:p>
+    <w:p>
+      <w:r>
+        <w:t>Element  Design      Assumption to test     Experiment description     Investment required     Timeline     Success criteria     What you'll learn if it fails      Write your response here   Part 4: Unlearning Assessment (10 min)</w:t>
+      </w:r>
+    </w:p>
+    <w:p>
+      <w:r>
+        <w:t>What Needs Unlearning  Why It Persists  Unlearning Strategy                 Write your response here   Summary</w:t>
       </w:r>
     </w:p>
     <w:sectPr>
